--- a/fra/docx/61.content.docx
+++ b/fra/docx/61.content.docx
@@ -136,13 +136,6 @@
         <w:rPr>
           <w:lang w:val="fr_FR" w:bidi="fr_FR"/>
         </w:rPr>
-      </w:r>
-      <w:r>
-        <w:rPr>
-          <w:i/>
-          <w:lang w:val="fr_FR" w:bidi="fr_FR"/>
-        </w:rPr>
-        <w:t>2 Pierre 1.1, 2 Pierre 1.1 (#2), 2 Pierre 1.3, 2 Pierre 1.3–4, 2 Pierre 1.5–7, 2 Pierre 1.9, 2 Pierre 1.10–11, 2 Pierre 1.12–14, 2 Pierre 1.16–17, 2 Pierre 1.19–21, 2 Pierre 2.1, 2 Pierre 2.1 (#2), 2 Pierre 2.1–3, 2 Pierre 2.4–6, 2 Pierre 2.5, 2 Pierre 2.9, 2 Pierre 2.10–11, 2 Pierre 2.14, 2 Pierre 2.15–16, 2 Pierre 2.19, 2 Pierre 2.20–21, 2 Pierre 3.1–2, 2 Pierre 3.3–4, 2 Pierre 3.5–7, 2 Pierre 3.9, 2 Pierre 3.10, 2 Pierre 3.11–13, 2 Pierre 3.15–16, 2 Pierre 3.17–18</w:t>
       </w:r>
       <w:r>
         <w:rPr>

--- a/fra/docx/61.content.docx
+++ b/fra/docx/61.content.docx
@@ -123,19 +123,6 @@
           <w:lang w:val="fr_FR" w:bidi="fr_FR"/>
         </w:rPr>
         <w:t>2PE</w:t>
-      </w:r>
-      <w:r>
-        <w:rPr>
-          <w:lang w:val="fr_FR" w:bidi="fr_FR"/>
-        </w:rPr>
-      </w:r>
-    </w:p>
-    <w:p>
-      <w:pPr/>
-      <w:r>
-        <w:rPr>
-          <w:lang w:val="fr_FR" w:bidi="fr_FR"/>
-        </w:rPr>
       </w:r>
       <w:r>
         <w:rPr>

--- a/fra/docx/61.content.docx
+++ b/fra/docx/61.content.docx
@@ -19,7 +19,7 @@
         <w:rPr>
           <w:lang w:val="fr_FR" w:bidi="fr_FR"/>
         </w:rPr>
-        <w:t>Resource: Questions de Traduction (unfoldingWord)</w:t>
+        <w:t>Resource: unfoldingWord® Translation Questions</w:t>
       </w:r>
       <w:r>
         <w:rPr>
@@ -85,7 +85,7 @@
         <w:rPr>
           <w:lang w:val="fr_FR" w:bidi="fr_FR"/>
         </w:rPr>
-        <w:t>Questions de Traduction (unfoldingWord)</w:t>
+        <w:t>unfoldingWord® Translation Questions</w:t>
       </w:r>
     </w:p>
     <w:p>
